--- a/chapters/intro.docx
+++ b/chapters/intro.docx
@@ -15,7 +15,7 @@
         <w:pStyle w:val="Date"/>
       </w:pPr>
       <w:r>
-        <w:t xml:space="preserve">Last modified: 2026-06-18 19:25:05 (UTC)</w:t>
+        <w:t xml:space="preserve">Last modified: 2026-06-18 19:26:22 (UTC)</w:t>
       </w:r>
     </w:p>
     <w:tbl>

--- a/chapters/intro.docx
+++ b/chapters/intro.docx
@@ -15,7 +15,7 @@
         <w:pStyle w:val="Date"/>
       </w:pPr>
       <w:r>
-        <w:t xml:space="preserve">Last modified: 2026-06-18 19:26:22 (UTC)</w:t>
+        <w:t xml:space="preserve">Last modified: 2026-06-20 06:40:41 (UTC)</w:t>
       </w:r>
     </w:p>
     <w:tbl>

--- a/chapters/intro.docx
+++ b/chapters/intro.docx
@@ -15,7 +15,7 @@
         <w:pStyle w:val="Date"/>
       </w:pPr>
       <w:r>
-        <w:t xml:space="preserve">Last modified: 2026-06-20 06:40:41 (UTC)</w:t>
+        <w:t xml:space="preserve">Last modified: 2026-06-20 06:45:38 (UTC)</w:t>
       </w:r>
     </w:p>
     <w:tbl>

--- a/chapters/intro.docx
+++ b/chapters/intro.docx
@@ -15,7 +15,7 @@
         <w:pStyle w:val="Date"/>
       </w:pPr>
       <w:r>
-        <w:t xml:space="preserve">Last modified: 2026-06-20 06:45:38 (UTC)</w:t>
+        <w:t xml:space="preserve">Last modified: 2026-06-20 06:44:57 (UTC)</w:t>
       </w:r>
     </w:p>
     <w:tbl>

--- a/chapters/intro.docx
+++ b/chapters/intro.docx
@@ -15,7 +15,7 @@
         <w:pStyle w:val="Date"/>
       </w:pPr>
       <w:r>
-        <w:t xml:space="preserve">Last modified: 2026-06-20 06:44:57 (UTC)</w:t>
+        <w:t xml:space="preserve">Last modified: 2026-06-20 06:47:42 (UTC)</w:t>
       </w:r>
     </w:p>
     <w:tbl>

--- a/chapters/intro.docx
+++ b/chapters/intro.docx
@@ -15,7 +15,7 @@
         <w:pStyle w:val="Date"/>
       </w:pPr>
       <w:r>
-        <w:t xml:space="preserve">Last modified: 2026-06-20 06:47:42 (UTC)</w:t>
+        <w:t xml:space="preserve">Last modified: 2026-06-20 06:54:34 (UTC)</w:t>
       </w:r>
     </w:p>
     <w:tbl>

--- a/chapters/intro.docx
+++ b/chapters/intro.docx
@@ -15,7 +15,7 @@
         <w:pStyle w:val="Date"/>
       </w:pPr>
       <w:r>
-        <w:t xml:space="preserve">Last modified: 2026-06-20 06:54:34 (UTC)</w:t>
+        <w:t xml:space="preserve">Last modified: 2026-06-22 06:24:47 (UTC)</w:t>
       </w:r>
     </w:p>
     <w:tbl>

--- a/chapters/intro.docx
+++ b/chapters/intro.docx
@@ -15,7 +15,7 @@
         <w:pStyle w:val="Date"/>
       </w:pPr>
       <w:r>
-        <w:t xml:space="preserve">Last modified: 2026-06-22 06:24:47 (UTC)</w:t>
+        <w:t xml:space="preserve">Last modified: 2026-07-29 20:07:53 (UTC)</w:t>
       </w:r>
     </w:p>
     <w:tbl>
